--- a/docs/Meow-Airline-Report-20p.docx
+++ b/docs/Meow-Airline-Report-20p.docx
@@ -10221,7 +10221,7 @@
         <w:rPr>
           <w:sz w:val="21"/>
         </w:rPr>
-        <w:t>Book the Jaidee family of 3 on MW101 (seats 3B, 3C, 3D) → pay 4,500 THB → issue the tickets → check in → read the reports.</w:t>
+        <w:t>Book a group of 3 on MW101 (seats 3B, 3C, 3D) → pay 4,500 THB → issue the tickets → check in → read the reports.</w:t>
       </w:r>
     </w:p>
     <w:tbl>
@@ -10288,7 +10288,7 @@
                 <w:b/>
                 <w:sz w:val="19"/>
               </w:rPr>
-              <w:t>1 · Book a family of 3</w:t>
+              <w:t>1 · Book a group of 3</w:t>
             </w:r>
           </w:p>
         </w:tc>

--- a/docs/Meow-Airline-Report-20p.docx
+++ b/docs/Meow-Airline-Report-20p.docx
@@ -101,7 +101,7 @@
                 <w:color w:val="5B6794"/>
                 <w:sz w:val="18"/>
               </w:rPr>
-              <w:t>Source code: github.com/tapimeow/Meow-Airline-SE212</w:t>
+              <w:t>Source code: github.com/tapimeow/Meow-Airline-SE212 · Live site: meow-airline.up.railway.app</w:t>
             </w:r>
           </w:p>
         </w:tc>
@@ -8399,7 +8399,7 @@
               <w:rPr>
                 <w:sz w:val="19"/>
               </w:rPr>
-              <w:t>.env, not in Git</w:t>
+              <w:t>.env locally, Railway variables online</w:t>
             </w:r>
           </w:p>
         </w:tc>
@@ -9087,7 +9087,7 @@
               <w:rPr>
                 <w:sz w:val="22"/>
               </w:rPr>
-              <w:t>Local laptop</w:t>
+              <w:t>Railway</w:t>
             </w:r>
           </w:p>
         </w:tc>
@@ -9103,7 +9103,7 @@
               <w:rPr>
                 <w:sz w:val="22"/>
               </w:rPr>
-              <w:t>The live demo runs MySQL and the Node server on one laptop; no cloud</w:t>
+              <w:t>The app and its MySQL database run on Railway; every push to main redeploys</w:t>
             </w:r>
           </w:p>
         </w:tc>

--- a/docs/Meow-Airline-Report-20p.docx
+++ b/docs/Meow-Airline-Report-20p.docx
@@ -150,13 +150,13 @@
           <w:b/>
           <w:sz w:val="21"/>
         </w:rPr>
-        <w:t>6 aircraft</w:t>
+        <w:t>8 aircraft</w:t>
       </w:r>
       <w:r>
         <w:rPr>
           <w:sz w:val="21"/>
         </w:rPr>
-        <w:t xml:space="preserve"> on domestic Thai routes and to Singapore and Vientiane. Its agents book passengers, take payment and check them in at the airport. This report designs and builds the MySQL database that replaces the airline's spreadsheet.</w:t>
+        <w:t xml:space="preserve"> on domestic Thai routes and to Singapore, Vientiane, Tokyo and Hong Kong. Its agents book passengers, take payment and check them in at the airport. This report designs and builds the MySQL database that replaces the airline's spreadsheet.</w:t>
       </w:r>
     </w:p>
     <w:p>
@@ -10221,7 +10221,7 @@
         <w:rPr>
           <w:sz w:val="21"/>
         </w:rPr>
-        <w:t>Book a group of 3 on MW101 (seats 3B, 3C, 3D) → pay 4,500 THB → issue the tickets → check in → read the reports.</w:t>
+        <w:t>Booking staff types in a group of 3 by name and passport on MW101 (seats 3B, 3C, 3D) → pay 4,500 THB → issue the tickets → check in → read the reports.</w:t>
       </w:r>
     </w:p>
     <w:tbl>
@@ -10246,7 +10246,7 @@
             <w:r>
               <w:drawing>
                 <wp:inline xmlns:a="http://schemas.openxmlformats.org/drawingml/2006/main" xmlns:pic="http://schemas.openxmlformats.org/drawingml/2006/picture">
-                  <wp:extent cx="2384775" cy="2232000"/>
+                  <wp:extent cx="2070261" cy="2232000"/>
                   <wp:docPr id="4" name="Picture 4"/>
                   <wp:cNvGraphicFramePr>
                     <a:graphicFrameLocks noChangeAspect="1"/>
@@ -10267,7 +10267,7 @@
                         <pic:spPr>
                           <a:xfrm>
                             <a:off x="0" y="0"/>
-                            <a:ext cx="2384775" cy="2232000"/>
+                            <a:ext cx="2070261" cy="2232000"/>
                           </a:xfrm>
                           <a:prstGeom prst="rect"/>
                         </pic:spPr>
@@ -10535,7 +10535,7 @@
             <w:r>
               <w:drawing>
                 <wp:inline xmlns:a="http://schemas.openxmlformats.org/drawingml/2006/main" xmlns:pic="http://schemas.openxmlformats.org/drawingml/2006/picture">
-                  <wp:extent cx="2880000" cy="1989000"/>
+                  <wp:extent cx="2880000" cy="1993500"/>
                   <wp:docPr id="9" name="Picture 9"/>
                   <wp:cNvGraphicFramePr>
                     <a:graphicFrameLocks noChangeAspect="1"/>
@@ -10556,7 +10556,7 @@
                         <pic:spPr>
                           <a:xfrm>
                             <a:off x="0" y="0"/>
-                            <a:ext cx="2880000" cy="1989000"/>
+                            <a:ext cx="2880000" cy="1993500"/>
                           </a:xfrm>
                           <a:prstGeom prst="rect"/>
                         </pic:spPr>

--- a/docs/Meow-Airline-Report-20p.docx
+++ b/docs/Meow-Airline-Report-20p.docx
@@ -89,7 +89,7 @@
                 <w:color w:val="5B6794"/>
                 <w:sz w:val="19"/>
               </w:rPr>
-              <w:t>Patarawadee Kunna 682115034 · Kawinthida Kantong 682115002 · Kornnaphat Uttama 682115001</w:t>
+              <w:t>Patarawadee Kunna 682115034 · Kawintida Kantong 682115002 · Kornnaphat Uttama 682115001</w:t>
             </w:r>
           </w:p>
           <w:p>
@@ -6569,7 +6569,7 @@
           <w:color w:val="2A3566"/>
           <w:sz w:val="40"/>
         </w:rPr>
-        <w:t>Specialisation → one table per subtype</w:t>
+        <w:t>Specialization → one table per subtype</w:t>
       </w:r>
     </w:p>
     <w:p>
@@ -9558,7 +9558,7 @@
               <w:rPr>
                 <w:sz w:val="19"/>
               </w:rPr>
-              <w:t>Kawinthida, Kornnaphat</w:t>
+              <w:t>Kawintida, Kornnaphat</w:t>
             </w:r>
           </w:p>
         </w:tc>
@@ -9656,7 +9656,7 @@
               <w:rPr>
                 <w:sz w:val="19"/>
               </w:rPr>
-              <w:t>Kawinthida</w:t>
+              <w:t>Kawintida</w:t>
             </w:r>
           </w:p>
         </w:tc>
@@ -9738,7 +9738,7 @@
               <w:rPr>
                 <w:sz w:val="19"/>
               </w:rPr>
-              <w:t>Kawinthida</w:t>
+              <w:t>Kawintida</w:t>
             </w:r>
           </w:p>
         </w:tc>
@@ -9836,7 +9836,7 @@
               <w:rPr>
                 <w:sz w:val="19"/>
               </w:rPr>
-              <w:t>Kawinthida, Kornnaphat</w:t>
+              <w:t>Kawintida, Kornnaphat</w:t>
             </w:r>
           </w:p>
         </w:tc>
